--- a/PP-salygos/templates/ND_LTEN_BPS.docx
+++ b/PP-salygos/templates/ND_LTEN_BPS.docx
@@ -52,7 +52,7 @@
                 <w:u w:val="none"/>
                 <w:lang w:val="lt-LT"/>
               </w:rPr>
-              <w:t>/ĮMONĖS PAVADINIMAS/</w:t>
+              <w:t>ĮMONĖS PAVADINIMAS</w:t>
             </w:r>
           </w:p>
         </w:tc>
@@ -3206,34 +3206,32 @@
               </w:rPr>
               <w:t xml:space="preserve">stage of the Procurement procedure during which the </w:t>
             </w:r>
-            <w:proofErr w:type="gramStart"/>
-            <w:r>
-              <w:rPr>
-                <w:rFonts w:ascii="Arial" w:hAnsi="Arial" w:cs="Arial"/>
-                <w:sz w:val="20"/>
-                <w:szCs w:val="20"/>
-                <w:lang w:val="en-GB"/>
-              </w:rPr>
-              <w:t xml:space="preserve">negotiations </w:t>
-            </w:r>
-            <w:r>
-              <w:rPr>
-                <w:rFonts w:ascii="Arial" w:hAnsi="Arial" w:cs="Arial"/>
-                <w:sz w:val="20"/>
-                <w:szCs w:val="20"/>
-                <w:lang w:val="en-GB"/>
-              </w:rPr>
-              <w:t xml:space="preserve"> with</w:t>
-            </w:r>
-            <w:proofErr w:type="gramEnd"/>
-            <w:r>
-              <w:rPr>
-                <w:rFonts w:ascii="Arial" w:hAnsi="Arial" w:cs="Arial"/>
-                <w:sz w:val="20"/>
-                <w:szCs w:val="20"/>
-                <w:lang w:val="en-GB"/>
-              </w:rPr>
-              <w:t xml:space="preserve"> the </w:t>
+            <w:r>
+              <w:rPr>
+                <w:rFonts w:ascii="Arial" w:hAnsi="Arial" w:cs="Arial"/>
+                <w:sz w:val="20"/>
+                <w:szCs w:val="20"/>
+                <w:lang w:val="en-GB"/>
+              </w:rPr>
+              <w:t>negotiations</w:t>
+            </w:r>
+            <w:r>
+              <w:rPr>
+                <w:rFonts w:ascii="Arial" w:hAnsi="Arial" w:cs="Arial"/>
+                <w:sz w:val="20"/>
+                <w:szCs w:val="20"/>
+                <w:lang w:val="en-GB"/>
+              </w:rPr>
+              <w:t xml:space="preserve"> </w:t>
+            </w:r>
+            <w:r>
+              <w:rPr>
+                <w:rFonts w:ascii="Arial" w:hAnsi="Arial" w:cs="Arial"/>
+                <w:sz w:val="20"/>
+                <w:szCs w:val="20"/>
+                <w:lang w:val="en-GB"/>
+              </w:rPr>
+              <w:t xml:space="preserve">with the </w:t>
             </w:r>
             <w:r>
               <w:rPr>
@@ -3743,7 +3741,7 @@
                 <w:sz w:val="20"/>
                 <w:szCs w:val="20"/>
               </w:rPr>
-              <w:t>/ĮMONĖS PAVADINIMAS/</w:t>
+              <w:t>ĮMONĖS PAVADINIMAS</w:t>
             </w:r>
             <w:r>
               <w:rPr>
@@ -3818,7 +3816,7 @@
                 <w:szCs w:val="20"/>
                 <w:lang w:val="en-GB"/>
               </w:rPr>
-              <w:t>/ĮMONĖS PAVADINIMAS/</w:t>
+              <w:t>ĮMONĖS PAVADINIMAS</w:t>
             </w:r>
             <w:r>
               <w:rPr>
@@ -3949,7 +3947,16 @@
                 <w:sz w:val="20"/>
                 <w:szCs w:val="20"/>
               </w:rPr>
-              <w:t>2) kartu su susijusiais asmenimis valdo daugiau kaip 50 procentų akcijų, pajų, dalių, įnašų ar (ir) balsų juridinio asmens dalyvių susirinkime ir kurio valdoma dalis yra ne mažesnė kaip 10 procentų akcijų, pajų, dalių, įnašų ar (ir) balsų juridinio asmens dalyvių susirinkime. Susijusiu asmeniu laikomi:</w:t>
+              <w:t xml:space="preserve">2) kartu su susijusiais asmenimis valdo daugiau kaip 50 procentų akcijų, pajų, dalių, įnašų ar (ir) balsų juridinio asmens dalyvių susirinkime ir kurio valdoma dalis yra ne mažesnė kaip 10 procentų akcijų, pajų, dalių, įnašų ar (ir) balsų juridinio asmens </w:t>
+            </w:r>
+            <w:r>
+              <w:rPr>
+                <w:rFonts w:ascii="Arial" w:hAnsi="Arial" w:cs="Arial"/>
+                <w:sz w:val="20"/>
+                <w:szCs w:val="20"/>
+              </w:rPr>
+              <w:lastRenderedPageBreak/>
+              <w:t>dalyvių susirinkime. Susijusiu asmeniu laikomi:</w:t>
             </w:r>
           </w:p>
           <w:p>
@@ -3971,7 +3978,6 @@
                 <w:sz w:val="20"/>
                 <w:szCs w:val="20"/>
               </w:rPr>
-              <w:lastRenderedPageBreak/>
               <w:t>a) juridinių asmenų atveju – asmenys, kurių metinė finansinė atskaitomybė turi būti konsoliduota pagal Lietuvos Respublikos įmonių grupių konsoliduotosios finansinės atskaitomybės įstatymą, arba asmenys, kurių metinė finansinė atskaitomybė turi būti konsoliduota pagal kitų valstybių teisės aktus, įgyvendinančius Direktyvoje </w:t>
             </w:r>
             <w:hyperlink r:id="rId8" w:tgtFrame="_blank" w:history="1">
@@ -4196,7 +4202,7 @@
                 <w:szCs w:val="20"/>
                 <w:lang w:val="en-GB"/>
               </w:rPr>
-              <w:t xml:space="preserve">a) in the case of legal entities - persons whose annual financial statements must be consolidated in accordance with the Law on Consolidated Financial Statements of Enterprise Groups of the Republic of </w:t>
+              <w:t xml:space="preserve">a) in the case of legal entities - persons whose annual financial statements must be consolidated in </w:t>
             </w:r>
             <w:r>
               <w:rPr>
@@ -4206,8 +4212,19 @@
                 <w:lang w:val="en-GB"/>
               </w:rPr>
               <w:lastRenderedPageBreak/>
-              <w:t>Lithuania, or persons whose annual financial statements must be consolidated in accordance with the legislation of other states implementing the requirements set out in Directive 2013/34/EU ;</w:t>
-            </w:r>
+              <w:t>accordance with the Law on Consolidated Financial Statements of Enterprise Groups of the Republic of Lithuania, or persons whose annual financial statements must be consolidated in accordance with the legislation of other states implementing the requirements set out in Directive 2013/34/</w:t>
+            </w:r>
+            <w:proofErr w:type="gramStart"/>
+            <w:r>
+              <w:rPr>
+                <w:rFonts w:ascii="Arial" w:hAnsi="Arial" w:cs="Arial"/>
+                <w:sz w:val="20"/>
+                <w:szCs w:val="20"/>
+                <w:lang w:val="en-GB"/>
+              </w:rPr>
+              <w:t>EU ;</w:t>
+            </w:r>
+            <w:proofErr w:type="gramEnd"/>
           </w:p>
           <w:p>
             <w:pPr>
@@ -4559,27 +4576,7 @@
                 <w:szCs w:val="20"/>
                 <w:lang w:val="en-GB"/>
               </w:rPr>
-              <w:t xml:space="preserve"> </w:t>
-            </w:r>
-            <w:proofErr w:type="gramStart"/>
-            <w:r>
-              <w:rPr>
-                <w:rFonts w:ascii="Arial" w:hAnsi="Arial" w:cs="Arial"/>
-                <w:sz w:val="20"/>
-                <w:szCs w:val="20"/>
-                <w:lang w:val="en-GB"/>
-              </w:rPr>
-              <w:t>at the moment</w:t>
-            </w:r>
-            <w:proofErr w:type="gramEnd"/>
-            <w:r>
-              <w:rPr>
-                <w:rFonts w:ascii="Arial" w:hAnsi="Arial" w:cs="Arial"/>
-                <w:sz w:val="20"/>
-                <w:szCs w:val="20"/>
-                <w:lang w:val="en-GB"/>
-              </w:rPr>
-              <w:t xml:space="preserve"> of submission of Initial Tenders</w:t>
+              <w:t xml:space="preserve"> at the moment of submission of Initial Tenders</w:t>
             </w:r>
             <w:r>
               <w:rPr>
@@ -5288,7 +5285,17 @@
                 <w:sz w:val="20"/>
                 <w:szCs w:val="20"/>
               </w:rPr>
-              <w:t xml:space="preserve">dokumentų ir duomenų visuma, kuria siūloma tiekti prekes, teikti paslaugas ar atlikti darbus. </w:t>
+              <w:t xml:space="preserve">dokumentų ir duomenų visuma, kuria siūloma tiekti prekes, teikti paslaugas </w:t>
+            </w:r>
+            <w:r>
+              <w:rPr>
+                <w:rFonts w:ascii="Arial" w:hAnsi="Arial" w:cs="Arial"/>
+                <w:color w:val="000000"/>
+                <w:sz w:val="20"/>
+                <w:szCs w:val="20"/>
+              </w:rPr>
+              <w:lastRenderedPageBreak/>
+              <w:t xml:space="preserve">ar atlikti darbus. </w:t>
             </w:r>
             <w:bookmarkEnd w:id="11"/>
             <w:r>
@@ -5322,6 +5329,7 @@
                 <w:szCs w:val="20"/>
                 <w:lang w:val="en-GB"/>
               </w:rPr>
+              <w:lastRenderedPageBreak/>
               <w:t>Tender</w:t>
             </w:r>
           </w:p>
@@ -5367,7 +5375,18 @@
                 <w:szCs w:val="20"/>
                 <w:lang w:val="en-GB"/>
               </w:rPr>
-              <w:t>offering to supply goods, services or works. The Tender means both the Initial Tender and the Final Tender submitted by the Supplier.</w:t>
+              <w:t xml:space="preserve">offering to supply goods, services or works. The Tender </w:t>
+            </w:r>
+            <w:r>
+              <w:rPr>
+                <w:rFonts w:ascii="Arial" w:hAnsi="Arial" w:cs="Arial"/>
+                <w:color w:val="000000"/>
+                <w:sz w:val="20"/>
+                <w:szCs w:val="20"/>
+                <w:lang w:val="en-GB"/>
+              </w:rPr>
+              <w:lastRenderedPageBreak/>
+              <w:t>means both the Initial Tender and the Final Tender submitted by the Supplier.</w:t>
             </w:r>
             <w:bookmarkEnd w:id="12"/>
           </w:p>
@@ -5656,7 +5675,7 @@
                 <w:sz w:val="20"/>
                 <w:szCs w:val="20"/>
               </w:rPr>
-              <w:t>/ĮMONĖS PAVADINIMAS/</w:t>
+              <w:t>ĮMONĖS PAVADINIMAS</w:t>
             </w:r>
             <w:r>
               <w:rPr>
@@ -5732,7 +5751,7 @@
                 <w:szCs w:val="20"/>
                 <w:lang w:val="en-GB"/>
               </w:rPr>
-              <w:t>/ĮMONĖS PAVADINIMAS/</w:t>
+              <w:t>ĮMONĖS PAVADINIMAS</w:t>
             </w:r>
             <w:r>
               <w:rPr>
@@ -6014,7 +6033,7 @@
                 <w:sz w:val="20"/>
                 <w:szCs w:val="20"/>
               </w:rPr>
-              <w:t>/ĮMONĖS PAVADINIMAS/</w:t>
+              <w:t>ĮMONĖS PAVADINIMAS</w:t>
             </w:r>
             <w:r>
               <w:rPr>
@@ -6147,7 +6166,7 @@
                 <w:szCs w:val="20"/>
                 <w:lang w:val="en-GB"/>
               </w:rPr>
-              <w:t>/ĮMONĖS PAVADINIMAS/</w:t>
+              <w:t>ĮMONĖS PAVADINIMAS</w:t>
             </w:r>
             <w:r>
               <w:rPr>
@@ -6912,7 +6931,16 @@
                 <w:sz w:val="20"/>
                 <w:szCs w:val="20"/>
               </w:rPr>
-              <w:t xml:space="preserve"> reikalavimai, reikalavimai Pasiūlymų pateikimui ir jų vertinimo kriterijai, aprašytos kitos svarbios Pirkimo procedūros ir (ar) keičiamos BPS aprašytos Pirkimo procedūros.</w:t>
+              <w:t xml:space="preserve"> reikalavimai, reikalavimai Pasiūlymų pateikimui ir jų vertinimo kriterijai, aprašytos kitos svarbios Pirkimo procedūros ir (ar) </w:t>
+            </w:r>
+            <w:r>
+              <w:rPr>
+                <w:rFonts w:ascii="Arial" w:hAnsi="Arial" w:cs="Arial"/>
+                <w:sz w:val="20"/>
+                <w:szCs w:val="20"/>
+              </w:rPr>
+              <w:lastRenderedPageBreak/>
+              <w:t>keičiamos BPS aprašytos Pirkimo procedūros.</w:t>
             </w:r>
           </w:p>
         </w:tc>
@@ -6936,6 +6964,7 @@
                 <w:szCs w:val="20"/>
                 <w:lang w:val="en-GB"/>
               </w:rPr>
+              <w:lastRenderedPageBreak/>
               <w:t>SPC</w:t>
             </w:r>
           </w:p>
@@ -7014,7 +7043,17 @@
                 <w:szCs w:val="20"/>
                 <w:lang w:val="en-GB"/>
               </w:rPr>
-              <w:t xml:space="preserve"> Requirements, requirements for submission of the Tenders and their evaluation criteria, describing other important procedures of Procurement and/or amending the Procurement procedures described in the GPC.</w:t>
+              <w:t xml:space="preserve"> Requirements, requirements for submission of the Tenders and their evaluation criteria, describing other </w:t>
+            </w:r>
+            <w:r>
+              <w:rPr>
+                <w:rFonts w:ascii="Arial" w:hAnsi="Arial" w:cs="Arial"/>
+                <w:sz w:val="20"/>
+                <w:szCs w:val="20"/>
+                <w:lang w:val="en-GB"/>
+              </w:rPr>
+              <w:lastRenderedPageBreak/>
+              <w:t>important procedures of Procurement and/or amending the Procurement procedures described in the GPC.</w:t>
             </w:r>
           </w:p>
         </w:tc>
@@ -7042,6 +7081,7 @@
                 <w:sz w:val="20"/>
                 <w:szCs w:val="20"/>
               </w:rPr>
+              <w:lastRenderedPageBreak/>
               <w:t>1.</w:t>
             </w:r>
             <w:r>
@@ -7121,16 +7161,7 @@
                 <w:sz w:val="20"/>
                 <w:szCs w:val="20"/>
               </w:rPr>
-              <w:t xml:space="preserve">– Tiekėjo Pirkimo sutarties vykdymui pasitelkiamas trečiasis asmuo, kurio </w:t>
-            </w:r>
-            <w:r>
-              <w:rPr>
-                <w:rFonts w:ascii="Arial" w:hAnsi="Arial" w:cs="Arial"/>
-                <w:sz w:val="20"/>
-                <w:szCs w:val="20"/>
-              </w:rPr>
-              <w:lastRenderedPageBreak/>
-              <w:t>kvalifikacija Tiekėjas nesiremia, kad atitiktų Kvalifikacijos reikalavimus.</w:t>
+              <w:t>– Tiekėjo Pirkimo sutarties vykdymui pasitelkiamas trečiasis asmuo, kurio kvalifikacija Tiekėjas nesiremia, kad atitiktų Kvalifikacijos reikalavimus.</w:t>
             </w:r>
           </w:p>
         </w:tc>
@@ -7155,7 +7186,6 @@
                 <w:szCs w:val="20"/>
                 <w:lang w:val="en-GB"/>
               </w:rPr>
-              <w:lastRenderedPageBreak/>
               <w:t>Sub-supplier</w:t>
             </w:r>
           </w:p>
@@ -7209,7 +7239,6 @@
                 <w:szCs w:val="20"/>
                 <w:lang w:val="en-GB"/>
               </w:rPr>
-              <w:lastRenderedPageBreak/>
               <w:t xml:space="preserve">for the performance of the Supplier's Procurement </w:t>
             </w:r>
             <w:r>
@@ -7265,7 +7294,6 @@
                 <w:sz w:val="20"/>
                 <w:szCs w:val="20"/>
               </w:rPr>
-              <w:lastRenderedPageBreak/>
               <w:t>1.</w:t>
             </w:r>
             <w:r>
@@ -8701,7 +8729,7 @@
                 <w:sz w:val="20"/>
                 <w:szCs w:val="20"/>
               </w:rPr>
-              <w:t xml:space="preserve">Jei šiose BPS specialiai nenurodyta kitaip, žodžiai vartojami vienaskaitos forma taip pat reiškia ir daugiskaitą, vienos giminės žodžiai apima ir bet </w:t>
+              <w:t xml:space="preserve">Jei šiose BPS specialiai nenurodyta kitaip, žodžiai vartojami vienaskaitos forma taip pat reiškia ir daugiskaitą, vienos giminės žodžiai apima ir bet kurios kitos giminės atitinkamus žodžius, žodžiai reiškiantys asmenį apima </w:t>
             </w:r>
             <w:r>
               <w:rPr>
@@ -8710,7 +8738,7 @@
                 <w:szCs w:val="20"/>
               </w:rPr>
               <w:lastRenderedPageBreak/>
-              <w:t>kurios kitos giminės atitinkamus žodžius, žodžiai reiškiantys asmenį apima ir juridinius, ir fizinius asmenis, o nuoroda į visumą taip pat reiškia nuorodą ir į jos dalį, ir (kiekvienu konkrečiu atveju) atvirkščiai.</w:t>
+              <w:t>ir juridinius, ir fizinius asmenis, o nuoroda į visumą taip pat reiškia nuorodą ir į jos dalį, ir (kiekvienu konkrečiu atveju) atvirkščiai.</w:t>
             </w:r>
           </w:p>
         </w:tc>
@@ -8745,7 +8773,7 @@
                 <w:lang w:val="en-GB"/>
               </w:rPr>
               <w:lastRenderedPageBreak/>
-              <w:t xml:space="preserve">Unless these GPC specifically provide otherwise, words used in the singular shall also mean plural, words denoting one gender shall also refer to respective </w:t>
+              <w:t xml:space="preserve">Unless these GPC specifically provide otherwise, words used in the singular shall also mean plural, words denoting one gender shall also refer to respective words in any other gender, words meaning a person shall cover both legal </w:t>
             </w:r>
             <w:r>
               <w:rPr>
@@ -8755,7 +8783,7 @@
                 <w:lang w:val="en-GB"/>
               </w:rPr>
               <w:lastRenderedPageBreak/>
-              <w:t>words in any other gender, words meaning a person shall cover both legal persons and natural persons, and a reference made to an entirety shall also mean a reference to a part thereof and vice versa (in each particular case).</w:t>
+              <w:t>persons and natural persons, and a reference made to an entirety shall also mean a reference to a part thereof and vice versa (in each particular case).</w:t>
             </w:r>
           </w:p>
         </w:tc>
@@ -15493,27 +15521,7 @@
                 <w:szCs w:val="20"/>
                 <w:lang w:val="en-US"/>
               </w:rPr>
-              <w:t xml:space="preserve">ntity shall check </w:t>
-            </w:r>
-            <w:proofErr w:type="gramStart"/>
-            <w:r>
-              <w:rPr>
-                <w:rFonts w:ascii="Arial" w:hAnsi="Arial" w:cs="Arial"/>
-                <w:sz w:val="20"/>
-                <w:szCs w:val="20"/>
-                <w:lang w:val="en-US"/>
-              </w:rPr>
-              <w:t>whether or not</w:t>
-            </w:r>
-            <w:proofErr w:type="gramEnd"/>
-            <w:r>
-              <w:rPr>
-                <w:rFonts w:ascii="Arial" w:hAnsi="Arial" w:cs="Arial"/>
-                <w:sz w:val="20"/>
-                <w:szCs w:val="20"/>
-                <w:lang w:val="en-US"/>
-              </w:rPr>
-              <w:t xml:space="preserve"> the economic entities whose capacities are relied on, </w:t>
+              <w:t xml:space="preserve">ntity shall check whether or not the economic entities whose capacities are relied on, </w:t>
             </w:r>
             <w:r>
               <w:rPr>
@@ -23244,7 +23252,17 @@
                 <w:szCs w:val="20"/>
                 <w:lang w:val="en-GB"/>
               </w:rPr>
-              <w:t xml:space="preserve">with the exception of the requirements for the technical characteristics of the Tender, for which clarifications and/or explanations may be submitted by the Supplier with the Final Proposal </w:t>
+              <w:t xml:space="preserve">with the exception of the requirements for the technical characteristics of the Tender, for which clarifications and/or explanations may be submitted by the Supplier with the Final </w:t>
+            </w:r>
+            <w:proofErr w:type="gramStart"/>
+            <w:r>
+              <w:rPr>
+                <w:rFonts w:ascii="Arial" w:hAnsi="Arial" w:cs="Arial"/>
+                <w:sz w:val="20"/>
+                <w:szCs w:val="20"/>
+                <w:lang w:val="en-GB"/>
+              </w:rPr>
+              <w:t xml:space="preserve">Proposal </w:t>
             </w:r>
             <w:r>
               <w:rPr>
@@ -23256,6 +23274,7 @@
               </w:rPr>
               <w:t>;</w:t>
             </w:r>
+            <w:proofErr w:type="gramEnd"/>
           </w:p>
         </w:tc>
       </w:tr>
@@ -24032,7 +24051,19 @@
                 <w:szCs w:val="20"/>
                 <w:lang w:val="en-GB"/>
               </w:rPr>
-              <w:t>upplier has not fulfilled the assigned criminal penalty – the prohibition for the legal entity to participate in public procurement.</w:t>
+              <w:t xml:space="preserve">upplier has not fulfilled the assigned criminal penalty – the prohibition for the legal entity to participate in public </w:t>
+            </w:r>
+            <w:proofErr w:type="gramStart"/>
+            <w:r>
+              <w:rPr>
+                <w:rFonts w:ascii="Arial" w:hAnsi="Arial" w:cs="Arial"/>
+                <w:iCs/>
+                <w:color w:val="000000" w:themeColor="text1"/>
+                <w:sz w:val="20"/>
+                <w:szCs w:val="20"/>
+                <w:lang w:val="en-GB"/>
+              </w:rPr>
+              <w:t>procurement.</w:t>
             </w:r>
             <w:r>
               <w:rPr>
@@ -24042,7 +24073,18 @@
                 <w:szCs w:val="20"/>
                 <w:lang w:val="en-GB" w:eastAsia="lt-LT"/>
               </w:rPr>
-              <w:t>“)</w:t>
+              <w:t>“</w:t>
+            </w:r>
+            <w:proofErr w:type="gramEnd"/>
+            <w:r>
+              <w:rPr>
+                <w:rFonts w:ascii="Arial" w:hAnsi="Arial" w:cs="Arial"/>
+                <w:color w:val="000000"/>
+                <w:sz w:val="20"/>
+                <w:szCs w:val="20"/>
+                <w:lang w:val="en-GB" w:eastAsia="lt-LT"/>
+              </w:rPr>
+              <w:t>)</w:t>
             </w:r>
             <w:r>
               <w:rPr>
@@ -32004,29 +32046,7 @@
                 <w:szCs w:val="20"/>
                 <w:lang w:val="en-GB"/>
               </w:rPr>
-              <w:t xml:space="preserve">when </w:t>
-            </w:r>
-            <w:proofErr w:type="gramStart"/>
-            <w:r>
-              <w:rPr>
-                <w:rFonts w:ascii="Arial" w:hAnsi="Arial" w:cs="Arial"/>
-                <w:iCs/>
-                <w:sz w:val="20"/>
-                <w:szCs w:val="20"/>
-                <w:lang w:val="en-GB"/>
-              </w:rPr>
-              <w:t>on the basis of</w:t>
-            </w:r>
-            <w:proofErr w:type="gramEnd"/>
-            <w:r>
-              <w:rPr>
-                <w:rFonts w:ascii="Arial" w:hAnsi="Arial" w:cs="Arial"/>
-                <w:iCs/>
-                <w:sz w:val="20"/>
-                <w:szCs w:val="20"/>
-                <w:lang w:val="en-GB"/>
-              </w:rPr>
-              <w:t xml:space="preserve"> the contract agreement, the circumstances defined in Article </w:t>
+              <w:t xml:space="preserve">when on the basis of the contract agreement, the circumstances defined in Article </w:t>
             </w:r>
             <w:proofErr w:type="gramStart"/>
             <w:r>
@@ -32370,7 +32390,7 @@
                 <w:sz w:val="20"/>
                 <w:szCs w:val="20"/>
               </w:rPr>
-              <w:t xml:space="preserve">Ekonomiškai naudingiausią pasiūlymą pateikęs Tiekėjas/Tiekėjų grupės nariai </w:t>
+              <w:t xml:space="preserve">Tiekėjas/Tiekėjų grupės nariai </w:t>
             </w:r>
             <w:r>
               <w:rPr>
@@ -32420,7 +32440,7 @@
                 <w:szCs w:val="20"/>
                 <w:lang w:val="en-GB"/>
               </w:rPr>
-              <w:t>The Supplier / members of a group of suppliers that submitted the most economically advantageous tender failed to complete the Business Partner Due Diligence Questionnaire within the time limit set by the Contracting Entity according to order set in the Special Procurement Conditions, or, after the Contracting Entity identified risks, the Supplier / members of a group of suppliers did not agree to implement risk-mitigation measures.</w:t>
+              <w:t>The Supplier / members of a group of suppliers failed to complete the Business Partner Due Diligence Questionnaire within the time limit set by the Contracting Entity according to order set in the Special Procurement Conditions, or, after the Contracting Entity identified risks, the Supplier / members of a group of suppliers did not agree to implement risk-mitigation measures.</w:t>
             </w:r>
           </w:p>
         </w:tc>
@@ -32792,8 +32812,9 @@
                 <w:szCs w:val="20"/>
                 <w:lang w:val="en-GB"/>
               </w:rPr>
-              <w:t xml:space="preserve">Tender submitted by the Supplier shall be rejected and the Supplier shall be excluded from the Procurement procedure if  </w:t>
-            </w:r>
+              <w:t xml:space="preserve">Tender submitted by the Supplier shall be rejected and the Supplier shall be excluded from the Procurement procedure </w:t>
+            </w:r>
+            <w:proofErr w:type="gramStart"/>
             <w:r>
               <w:rPr>
                 <w:rFonts w:ascii="Arial" w:hAnsi="Arial" w:cs="Arial"/>
@@ -32802,7 +32823,28 @@
                 <w:szCs w:val="20"/>
                 <w:lang w:val="en-GB"/>
               </w:rPr>
-              <w:t>the Contracting Entity w</w:t>
+              <w:t xml:space="preserve">if  </w:t>
+            </w:r>
+            <w:r>
+              <w:rPr>
+                <w:rFonts w:ascii="Arial" w:hAnsi="Arial" w:cs="Arial"/>
+                <w:iCs/>
+                <w:sz w:val="20"/>
+                <w:szCs w:val="20"/>
+                <w:lang w:val="en-GB"/>
+              </w:rPr>
+              <w:t>the</w:t>
+            </w:r>
+            <w:proofErr w:type="gramEnd"/>
+            <w:r>
+              <w:rPr>
+                <w:rFonts w:ascii="Arial" w:hAnsi="Arial" w:cs="Arial"/>
+                <w:iCs/>
+                <w:sz w:val="20"/>
+                <w:szCs w:val="20"/>
+                <w:lang w:val="en-GB"/>
+              </w:rPr>
+              <w:t xml:space="preserve"> Contracting Entity w</w:t>
             </w:r>
             <w:r>
               <w:rPr>
@@ -33707,18 +33749,7 @@
                 <w:lang w:val="en-GB"/>
               </w:rPr>
               <w:lastRenderedPageBreak/>
-              <w:t xml:space="preserve">In the event of mobilization, war, state of emergency or when the Government of the Republic of Lithuania, having assessed the risk that the factors which led to the declaration of mobilization, state of war or state of emergency endanger national security, has decided to apply Article 58 (41) of the LP, The Tender </w:t>
-            </w:r>
-            <w:r>
-              <w:rPr>
-                <w:rFonts w:ascii="Arial" w:hAnsi="Arial" w:cs="Arial"/>
-                <w:iCs/>
-                <w:sz w:val="20"/>
-                <w:szCs w:val="20"/>
-                <w:lang w:val="en-GB"/>
-              </w:rPr>
-              <w:lastRenderedPageBreak/>
-              <w:t xml:space="preserve">submitted by the Supplier shall be rejected and the Supplier shall be excluded from the Procurement procedure if at least one of these conditions </w:t>
+              <w:t xml:space="preserve">In the event of mobilization, war, state of emergency or when the Government of the Republic of Lithuania, having assessed the risk that the factors which led to the declaration of mobilization, state of war or state of emergency endanger national security, has decided to apply Article 58 (41) of the LP, The Tender submitted by the Supplier shall be rejected and the Supplier shall be excluded from the Procurement procedure if at least one of these conditions </w:t>
             </w:r>
             <w:r>
               <w:rPr>
@@ -33767,7 +33798,6 @@
                 <w:sz w:val="20"/>
                 <w:szCs w:val="20"/>
               </w:rPr>
-              <w:lastRenderedPageBreak/>
               <w:t>1</w:t>
             </w:r>
             <w:r>
@@ -35875,8 +35905,9 @@
                 <w:szCs w:val="20"/>
                 <w:lang w:val="en-GB" w:eastAsia="lt-LT"/>
               </w:rPr>
-              <w:t xml:space="preserve">, if the most economically beneficial </w:t>
-            </w:r>
+              <w:t xml:space="preserve">, if the most economically </w:t>
+            </w:r>
+            <w:proofErr w:type="gramStart"/>
             <w:r>
               <w:rPr>
                 <w:rFonts w:ascii="Arial" w:hAnsi="Arial" w:cs="Arial"/>
@@ -35884,7 +35915,7 @@
                 <w:szCs w:val="20"/>
                 <w:lang w:val="en-GB" w:eastAsia="lt-LT"/>
               </w:rPr>
-              <w:t xml:space="preserve"> Final Tender</w:t>
+              <w:t xml:space="preserve">beneficial </w:t>
             </w:r>
             <w:r>
               <w:rPr>
@@ -35893,8 +35924,9 @@
                 <w:szCs w:val="20"/>
                 <w:lang w:val="en-GB" w:eastAsia="lt-LT"/>
               </w:rPr>
-              <w:t xml:space="preserve"> is selected based on the cost</w:t>
-            </w:r>
+              <w:t xml:space="preserve"> Final</w:t>
+            </w:r>
+            <w:proofErr w:type="gramEnd"/>
             <w:r>
               <w:rPr>
                 <w:rFonts w:ascii="Arial" w:hAnsi="Arial" w:cs="Arial"/>
@@ -35902,6 +35934,34 @@
                 <w:szCs w:val="20"/>
                 <w:lang w:val="en-GB" w:eastAsia="lt-LT"/>
               </w:rPr>
+              <w:t xml:space="preserve"> Tender</w:t>
+            </w:r>
+            <w:r>
+              <w:rPr>
+                <w:rFonts w:ascii="Arial" w:hAnsi="Arial" w:cs="Arial"/>
+                <w:sz w:val="20"/>
+                <w:szCs w:val="20"/>
+                <w:lang w:val="en-GB" w:eastAsia="lt-LT"/>
+              </w:rPr>
+              <w:t xml:space="preserve"> is selected based on the </w:t>
+            </w:r>
+            <w:proofErr w:type="gramStart"/>
+            <w:r>
+              <w:rPr>
+                <w:rFonts w:ascii="Arial" w:hAnsi="Arial" w:cs="Arial"/>
+                <w:sz w:val="20"/>
+                <w:szCs w:val="20"/>
+                <w:lang w:val="en-GB" w:eastAsia="lt-LT"/>
+              </w:rPr>
+              <w:t>cost</w:t>
+            </w:r>
+            <w:r>
+              <w:rPr>
+                <w:rFonts w:ascii="Arial" w:hAnsi="Arial" w:cs="Arial"/>
+                <w:sz w:val="20"/>
+                <w:szCs w:val="20"/>
+                <w:lang w:val="en-GB" w:eastAsia="lt-LT"/>
+              </w:rPr>
               <w:t>s</w:t>
             </w:r>
             <w:r>
@@ -35929,7 +35989,17 @@
                 <w:szCs w:val="20"/>
                 <w:lang w:val="en-GB" w:eastAsia="lt-LT"/>
               </w:rPr>
-              <w:t>or price or cost</w:t>
+              <w:t>or</w:t>
+            </w:r>
+            <w:proofErr w:type="gramEnd"/>
+            <w:r>
+              <w:rPr>
+                <w:rFonts w:ascii="Arial" w:hAnsi="Arial" w:cs="Arial"/>
+                <w:sz w:val="20"/>
+                <w:szCs w:val="20"/>
+                <w:lang w:val="en-GB" w:eastAsia="lt-LT"/>
+              </w:rPr>
+              <w:t xml:space="preserve"> price or cost</w:t>
             </w:r>
             <w:r>
               <w:rPr>
@@ -36300,7 +36370,19 @@
                 <w:szCs w:val="20"/>
                 <w:lang w:val="en-GB"/>
               </w:rPr>
-              <w:t>upplier has not fulfilled the assigned criminal penalty – the prohibition for the legal entity to participate in public procurement.</w:t>
+              <w:t xml:space="preserve">upplier has not fulfilled the assigned criminal penalty – the prohibition for the legal entity to participate in public </w:t>
+            </w:r>
+            <w:proofErr w:type="gramStart"/>
+            <w:r>
+              <w:rPr>
+                <w:rFonts w:ascii="Arial" w:hAnsi="Arial" w:cs="Arial"/>
+                <w:iCs/>
+                <w:color w:val="000000" w:themeColor="text1"/>
+                <w:sz w:val="20"/>
+                <w:szCs w:val="20"/>
+                <w:lang w:val="en-GB"/>
+              </w:rPr>
+              <w:t>procurement.</w:t>
             </w:r>
             <w:r>
               <w:rPr>
@@ -36310,7 +36392,18 @@
                 <w:szCs w:val="20"/>
                 <w:lang w:val="en-GB" w:eastAsia="lt-LT"/>
               </w:rPr>
-              <w:t>“)</w:t>
+              <w:t>“</w:t>
+            </w:r>
+            <w:proofErr w:type="gramEnd"/>
+            <w:r>
+              <w:rPr>
+                <w:rFonts w:ascii="Arial" w:hAnsi="Arial" w:cs="Arial"/>
+                <w:color w:val="000000"/>
+                <w:sz w:val="20"/>
+                <w:szCs w:val="20"/>
+                <w:lang w:val="en-GB" w:eastAsia="lt-LT"/>
+              </w:rPr>
+              <w:t>)</w:t>
             </w:r>
             <w:r>
               <w:rPr>
@@ -40081,29 +40174,7 @@
                 <w:szCs w:val="20"/>
                 <w:lang w:val="en-GB"/>
               </w:rPr>
-              <w:t xml:space="preserve"> </w:t>
-            </w:r>
-            <w:proofErr w:type="gramStart"/>
-            <w:r>
-              <w:rPr>
-                <w:rFonts w:ascii="Arial" w:hAnsi="Arial" w:cs="Arial"/>
-                <w:color w:val="000000"/>
-                <w:sz w:val="20"/>
-                <w:szCs w:val="20"/>
-                <w:lang w:val="en-GB"/>
-              </w:rPr>
-              <w:t>entering into</w:t>
-            </w:r>
-            <w:proofErr w:type="gramEnd"/>
-            <w:r>
-              <w:rPr>
-                <w:rFonts w:ascii="Arial" w:hAnsi="Arial" w:cs="Arial"/>
-                <w:color w:val="000000"/>
-                <w:sz w:val="20"/>
-                <w:szCs w:val="20"/>
-                <w:lang w:val="en-GB"/>
-              </w:rPr>
-              <w:t xml:space="preserve"> a contract with the </w:t>
+              <w:t xml:space="preserve"> entering into a contract with the </w:t>
             </w:r>
             <w:r>
               <w:rPr>
@@ -46122,7 +46193,27 @@
                 <w:szCs w:val="20"/>
                 <w:lang w:val="en-GB"/>
               </w:rPr>
-              <w:t xml:space="preserve">If the Supplier who was offered to conclude the Contract refuses in writing to conclude it, or fails to sign the Contract by the time specified by the Contracting Entity, or refuses to enter into the Contract under the conditions specified in LP and the Procurement conditions, such Supplier shall be deemed to have refused to conclude the Contract. In this case, </w:t>
+              <w:t xml:space="preserve">If the Supplier who was offered to conclude the Contract refuses in writing to conclude </w:t>
+            </w:r>
+            <w:proofErr w:type="gramStart"/>
+            <w:r>
+              <w:rPr>
+                <w:rFonts w:ascii="Arial" w:hAnsi="Arial" w:cs="Arial"/>
+                <w:sz w:val="20"/>
+                <w:szCs w:val="20"/>
+                <w:lang w:val="en-GB"/>
+              </w:rPr>
+              <w:t>it, or</w:t>
+            </w:r>
+            <w:proofErr w:type="gramEnd"/>
+            <w:r>
+              <w:rPr>
+                <w:rFonts w:ascii="Arial" w:hAnsi="Arial" w:cs="Arial"/>
+                <w:sz w:val="20"/>
+                <w:szCs w:val="20"/>
+                <w:lang w:val="en-GB"/>
+              </w:rPr>
+              <w:t xml:space="preserve"> fails to sign the Contract by the time specified by the Contracting Entity, or refuses to enter into the Contract under the conditions specified in LP and the Procurement conditions, such Supplier shall be deemed to have refused to conclude the Contract. In this case, </w:t>
             </w:r>
             <w:r>
               <w:rPr>
@@ -50302,6 +50393,8 @@
     </w:p>
     <w:sectPr>
       <w:headerReference w:type="default" r:id="rId9"/>
+      <w:footerReference w:type="default" r:id="rId10"/>
+      <w:headerReference w:type="first" r:id="rId11"/>
       <w:pgSz w:w="16838" w:h="11906" w:orient="landscape"/>
       <w:pgMar w:top="1701" w:right="1134" w:bottom="567" w:left="1134" w:header="567" w:footer="567" w:gutter="0"/>
       <w:cols w:space="1296"/>
@@ -50335,6 +50428,87 @@
     </w:p>
   </w:endnote>
 </w:endnotes>
+</file>
+
+<file path=word/footer1.xml><?xml version="1.0" encoding="utf-8"?>
+<w:ftr xmlns:wpc="http://schemas.microsoft.com/office/word/2010/wordprocessingCanvas" xmlns:cx="http://schemas.microsoft.com/office/drawing/2014/chartex" xmlns:cx1="http://schemas.microsoft.com/office/drawing/2015/9/8/chartex" xmlns:cx2="http://schemas.microsoft.com/office/drawing/2015/10/21/chartex" xmlns:cx3="http://schemas.microsoft.com/office/drawing/2016/5/9/chartex" xmlns:cx4="http://schemas.microsoft.com/office/drawing/2016/5/10/chartex" xmlns:cx5="http://schemas.microsoft.com/office/drawing/2016/5/11/chartex" xmlns:cx6="http://schemas.microsoft.com/office/drawing/2016/5/12/chartex" xmlns:cx7="http://schemas.microsoft.com/office/drawing/2016/5/13/chartex" xmlns:cx8="http://schemas.microsoft.com/office/drawing/2016/5/14/chartex" xmlns:mc="http://schemas.openxmlformats.org/markup-compatibility/2006" xmlns:aink="http://schemas.microsoft.com/office/drawing/2016/ink" xmlns:am3d="http://schemas.microsoft.com/office/drawing/2017/model3d" xmlns:o="urn:schemas-microsoft-com:office:office" xmlns:oel="http://schemas.microsoft.com/office/2019/extlst" xmlns:r="http://schemas.openxmlformats.org/officeDocument/2006/relationships" xmlns:m="http://schemas.openxmlformats.org/officeDocument/2006/math" xmlns:v="urn:schemas-microsoft-com:vml" xmlns:wp14="http://schemas.microsoft.com/office/word/2010/wordprocessingDrawing" xmlns:wp="http://schemas.openxmlformats.org/drawingml/2006/wordprocessingDrawing" xmlns:w10="urn:schemas-microsoft-com:office:word" xmlns:w="http://schemas.openxmlformats.org/wordprocessingml/2006/main" xmlns:w14="http://schemas.microsoft.com/office/word/2010/wordml" xmlns:w15="http://schemas.microsoft.com/office/word/2012/wordml" xmlns:w16cex="http://schemas.microsoft.com/office/word/2018/wordml/cex" xmlns:w16cid="http://schemas.microsoft.com/office/word/2016/wordml/cid" xmlns:w16="http://schemas.microsoft.com/office/word/2018/wordml" xmlns:w16du="http://schemas.microsoft.com/office/word/2023/wordml/word16du" xmlns:w16sdtdh="http://schemas.microsoft.com/office/word/2020/wordml/sdtdatahash" xmlns:w16sdtfl="http://schemas.microsoft.com/office/word/2024/wordml/sdtformatlock" xmlns:w16se="http://schemas.microsoft.com/office/word/2015/wordml/symex" xmlns:wpg="http://schemas.microsoft.com/office/word/2010/wordprocessingGroup" xmlns:wpi="http://schemas.microsoft.com/office/word/2010/wordprocessingInk" xmlns:wne="http://schemas.microsoft.com/office/word/2006/wordml" xmlns:wps="http://schemas.microsoft.com/office/word/2010/wordprocessingShape" mc:Ignorable="w14 w15 w16se w16cid w16 w16cex w16sdtdh w16sdtfl w16du wp14">
+  <w:sdt>
+    <w:sdtPr>
+      <w:rPr>
+        <w:rFonts w:ascii="Arial" w:hAnsi="Arial" w:cs="Arial"/>
+      </w:rPr>
+      <w:id w:val="873499812"/>
+      <w:docPartObj>
+        <w:docPartGallery w:val="Page Numbers (Bottom of Page)"/>
+        <w:docPartUnique/>
+      </w:docPartObj>
+    </w:sdtPr>
+    <w:sdtEndPr>
+      <w:rPr>
+        <w:sz w:val="20"/>
+        <w:szCs w:val="20"/>
+      </w:rPr>
+    </w:sdtEndPr>
+    <w:sdtContent>
+      <w:p>
+        <w:pPr>
+          <w:pStyle w:val="Footer"/>
+          <w:jc w:val="center"/>
+          <w:rPr>
+            <w:rFonts w:ascii="Arial" w:hAnsi="Arial" w:cs="Arial"/>
+            <w:sz w:val="20"/>
+            <w:szCs w:val="20"/>
+          </w:rPr>
+        </w:pPr>
+        <w:r>
+          <w:rPr>
+            <w:rFonts w:ascii="Arial" w:hAnsi="Arial" w:cs="Arial"/>
+            <w:sz w:val="20"/>
+            <w:szCs w:val="20"/>
+          </w:rPr>
+          <w:fldChar w:fldCharType="begin"/>
+        </w:r>
+        <w:r>
+          <w:rPr>
+            <w:rFonts w:ascii="Arial" w:hAnsi="Arial" w:cs="Arial"/>
+            <w:sz w:val="20"/>
+            <w:szCs w:val="20"/>
+          </w:rPr>
+          <w:instrText>PAGE   \* MERGEFORMAT</w:instrText>
+        </w:r>
+        <w:r>
+          <w:rPr>
+            <w:rFonts w:ascii="Arial" w:hAnsi="Arial" w:cs="Arial"/>
+            <w:sz w:val="20"/>
+            <w:szCs w:val="20"/>
+          </w:rPr>
+          <w:fldChar w:fldCharType="separate"/>
+        </w:r>
+        <w:r>
+          <w:rPr>
+            <w:rFonts w:ascii="Arial" w:hAnsi="Arial" w:cs="Arial"/>
+            <w:sz w:val="20"/>
+            <w:szCs w:val="20"/>
+          </w:rPr>
+          <w:t>2</w:t>
+        </w:r>
+        <w:r>
+          <w:rPr>
+            <w:rFonts w:ascii="Arial" w:hAnsi="Arial" w:cs="Arial"/>
+            <w:sz w:val="20"/>
+            <w:szCs w:val="20"/>
+          </w:rPr>
+          <w:fldChar w:fldCharType="end"/>
+        </w:r>
+      </w:p>
+    </w:sdtContent>
+  </w:sdt>
+  <w:p>
+    <w:pPr>
+      <w:pStyle w:val="Footer"/>
+    </w:pPr>
+  </w:p>
+</w:ftr>
 </file>
 
 <file path=word/footnotes.xml><?xml version="1.0" encoding="utf-8"?>
@@ -50999,6 +51173,65 @@
       <w:pStyle w:val="Header"/>
       <w:jc w:val="center"/>
     </w:pPr>
+  </w:p>
+</w:hdr>
+</file>
+
+<file path=word/header2.xml><?xml version="1.0" encoding="utf-8"?>
+<w:hdr xmlns:wpc="http://schemas.microsoft.com/office/word/2010/wordprocessingCanvas" xmlns:cx="http://schemas.microsoft.com/office/drawing/2014/chartex" xmlns:cx1="http://schemas.microsoft.com/office/drawing/2015/9/8/chartex" xmlns:cx2="http://schemas.microsoft.com/office/drawing/2015/10/21/chartex" xmlns:cx3="http://schemas.microsoft.com/office/drawing/2016/5/9/chartex" xmlns:cx4="http://schemas.microsoft.com/office/drawing/2016/5/10/chartex" xmlns:cx5="http://schemas.microsoft.com/office/drawing/2016/5/11/chartex" xmlns:cx6="http://schemas.microsoft.com/office/drawing/2016/5/12/chartex" xmlns:cx7="http://schemas.microsoft.com/office/drawing/2016/5/13/chartex" xmlns:cx8="http://schemas.microsoft.com/office/drawing/2016/5/14/chartex" xmlns:mc="http://schemas.openxmlformats.org/markup-compatibility/2006" xmlns:aink="http://schemas.microsoft.com/office/drawing/2016/ink" xmlns:am3d="http://schemas.microsoft.com/office/drawing/2017/model3d" xmlns:o="urn:schemas-microsoft-com:office:office" xmlns:oel="http://schemas.microsoft.com/office/2019/extlst" xmlns:r="http://schemas.openxmlformats.org/officeDocument/2006/relationships" xmlns:m="http://schemas.openxmlformats.org/officeDocument/2006/math" xmlns:v="urn:schemas-microsoft-com:vml" xmlns:wp14="http://schemas.microsoft.com/office/word/2010/wordprocessingDrawing" xmlns:wp="http://schemas.openxmlformats.org/drawingml/2006/wordprocessingDrawing" xmlns:w10="urn:schemas-microsoft-com:office:word" xmlns:w="http://schemas.openxmlformats.org/wordprocessingml/2006/main" xmlns:w14="http://schemas.microsoft.com/office/word/2010/wordml" xmlns:w15="http://schemas.microsoft.com/office/word/2012/wordml" xmlns:w16cex="http://schemas.microsoft.com/office/word/2018/wordml/cex" xmlns:w16cid="http://schemas.microsoft.com/office/word/2016/wordml/cid" xmlns:w16="http://schemas.microsoft.com/office/word/2018/wordml" xmlns:w16du="http://schemas.microsoft.com/office/word/2023/wordml/word16du" xmlns:w16sdtdh="http://schemas.microsoft.com/office/word/2020/wordml/sdtdatahash" xmlns:w16sdtfl="http://schemas.microsoft.com/office/word/2024/wordml/sdtformatlock" xmlns:w16se="http://schemas.microsoft.com/office/word/2015/wordml/symex" xmlns:wpg="http://schemas.microsoft.com/office/word/2010/wordprocessingGroup" xmlns:wpi="http://schemas.microsoft.com/office/word/2010/wordprocessingInk" xmlns:wne="http://schemas.microsoft.com/office/word/2006/wordml" xmlns:wps="http://schemas.microsoft.com/office/word/2010/wordprocessingShape" mc:Ignorable="w14 w15 w16se w16cid w16 w16cex w16sdtdh w16sdtfl w16du wp14">
+  <w:p>
+    <w:pPr>
+      <w:pStyle w:val="Header"/>
+      <w:jc w:val="center"/>
+    </w:pPr>
+    <w:r>
+      <w:rPr>
+        <w:noProof/>
+      </w:rPr>
+      <w:drawing>
+        <wp:inline distT="0" distB="0" distL="0" distR="0" wp14:anchorId="64367FB0" wp14:editId="19CD6EB0">
+          <wp:extent cx="1079500" cy="397510"/>
+          <wp:effectExtent l="0" t="0" r="6350" b="2540"/>
+          <wp:docPr id="964352042" name="Graphic 70"/>
+          <wp:cNvGraphicFramePr>
+            <a:graphicFrameLocks xmlns:a="http://schemas.openxmlformats.org/drawingml/2006/main" noChangeAspect="1"/>
+          </wp:cNvGraphicFramePr>
+          <a:graphic xmlns:a="http://schemas.openxmlformats.org/drawingml/2006/main">
+            <a:graphicData uri="http://schemas.openxmlformats.org/drawingml/2006/picture">
+              <pic:pic xmlns:pic="http://schemas.openxmlformats.org/drawingml/2006/picture">
+                <pic:nvPicPr>
+                  <pic:cNvPr id="964352042" name="Graphic 70"/>
+                  <pic:cNvPicPr>
+                    <a:picLocks noChangeAspect="1"/>
+                  </pic:cNvPicPr>
+                </pic:nvPicPr>
+                <pic:blipFill>
+                  <a:blip r:embed="rId1">
+                    <a:extLst>
+                      <a:ext uri="{96DAC541-7B7A-43D3-8B79-37D633B846F1}">
+                        <asvg:svgBlip xmlns:asvg="http://schemas.microsoft.com/office/drawing/2016/SVG/main" r:embed="rId2"/>
+                      </a:ext>
+                    </a:extLst>
+                  </a:blip>
+                  <a:stretch>
+                    <a:fillRect/>
+                  </a:stretch>
+                </pic:blipFill>
+                <pic:spPr>
+                  <a:xfrm>
+                    <a:off x="0" y="0"/>
+                    <a:ext cx="1079500" cy="397510"/>
+                  </a:xfrm>
+                  <a:prstGeom prst="rect">
+                    <a:avLst/>
+                  </a:prstGeom>
+                </pic:spPr>
+              </pic:pic>
+            </a:graphicData>
+          </a:graphic>
+        </wp:inline>
+      </w:drawing>
+    </w:r>
   </w:p>
 </w:hdr>
 </file>
@@ -53416,7 +53649,7 @@
 </file>
 
 <file path=customXml/itemProps1.xml><?xml version="1.0" encoding="utf-8"?>
-<ds:datastoreItem xmlns:ds="http://schemas.openxmlformats.org/officeDocument/2006/customXml" ds:itemID="{CDCEADFB-EA6D-466E-BE1A-D3842CFFAEA9}">
+<ds:datastoreItem xmlns:ds="http://schemas.openxmlformats.org/officeDocument/2006/customXml" ds:itemID="{7891AEBD-4B46-4926-A55C-B925308AE9B1}">
   <ds:schemaRefs>
     <ds:schemaRef ds:uri="http://schemas.openxmlformats.org/officeDocument/2006/bibliography"/>
   </ds:schemaRefs>

--- a/PP-salygos/templates/ND_LTEN_BPS.docx
+++ b/PP-salygos/templates/ND_LTEN_BPS.docx
@@ -50650,7 +50650,7 @@
           <w:sz w:val="18"/>
           <w:szCs w:val="18"/>
         </w:rPr>
-        <w:t xml:space="preserve"> https://eimin.lrv.lt/lt/veiklos-sritys/verslo-aplinka/reglamentuojamu-profesiniu-kvalifikaciju-pripazinimas ir specialiuosius teisės aktus.</w:t>
+        <w:t xml:space="preserve"> https://eimin.lrv.lt/lt/veiklos-sritys/verslo-aplinka/zmogiskuju-istekliu-pletra/reglamentuojamu-profesiniu-kvalifikaciju-pripazinimas/ ir specialiuosius teisės aktus.</w:t>
       </w:r>
     </w:p>
   </w:footnote>

--- a/PP-salygos/templates/ND_LTEN_BPS.docx
+++ b/PP-salygos/templates/ND_LTEN_BPS.docx
@@ -2017,7 +2017,7 @@
                 <w:szCs w:val="20"/>
                 <w:lang w:val="en-GB" w:eastAsia="lt-LT"/>
               </w:rPr>
-              <w:t xml:space="preserve">  </w:t>
+              <w:t xml:space="preserve"/>
             </w:r>
             <w:r>
               <w:rPr>
@@ -10992,7 +10992,7 @@
                 <w:sz w:val="20"/>
                 <w:szCs w:val="20"/>
               </w:rPr>
-              <w:t>Tiekėjas privalo prekes patiekti/paslaugas suteikti/darbus atlikti savo sąskaita,  rizika, priemonėmis ir lėšomis, įsigydamas licencijas, kitą įrangą bei medžiagas, reikalingas Pirkimo dokumentuose nurodytoms prekėms/paslaugoms/darbams.</w:t>
+              <w:t>Tiekėjas privalo prekes patiekti/paslaugas suteikti/darbus atlikti savo sąskaita, rizika, priemonėmis ir lėšomis, įsigydamas licencijas, kitą įrangą bei medžiagas, reikalingas Pirkimo dokumentuose nurodytoms prekėms/paslaugoms/darbams.</w:t>
             </w:r>
           </w:p>
         </w:tc>
@@ -12153,7 +12153,7 @@
                 <w:sz w:val="20"/>
                 <w:szCs w:val="20"/>
               </w:rPr>
-              <w:t xml:space="preserve"> REIKALAVIMAI, SUBTIEKIMAS, RĖMIMASIS KITŲ ŪKIO SUBJEKTŲ PAJĖGUMAIS, KVAZISUBTIEKĖJAI IR JUNGTINĖ VEIKLA</w:t>
+              <w:t xml:space="preserve">REIKALAVIMAI, SUBTIEKIMAS, RĖMIMASIS KITŲ ŪKIO SUBJEKTŲ PAJĖGUMAIS, KVAZISUBTIEKĖJAI IR JUNGTINĖ VEIKLA</w:t>
             </w:r>
             <w:bookmarkEnd w:id="36"/>
           </w:p>
@@ -12974,7 +12974,7 @@
                 <w:szCs w:val="20"/>
                 <w:lang w:val="en-US"/>
               </w:rPr>
-              <w:t xml:space="preserve"> the performance of the Contract.  At the time of submitting the </w:t>
+              <w:t xml:space="preserve"> the performance of the Contract. At the time of submitting the </w:t>
             </w:r>
             <w:r>
               <w:rPr>
@@ -13160,7 +13160,7 @@
                 <w:sz w:val="20"/>
                 <w:szCs w:val="20"/>
               </w:rPr>
-              <w:t xml:space="preserve"> nenurodo Ūkio subjektų, kurių pajėgumais remiamasi, siekiant atitikti Pirkimo sąlygose nustatytus Kvalifikacijos reikalavimus, ir/ar Kvazisubtiekėjų, laikoma, kad Pirkimo sąlygose nurodytus Kvalifikacijos reikalavimus atitinka pats Tiekėjas.</w:t>
+              <w:t xml:space="preserve">nenurodo Ūkio subjektų, kurių pajėgumais remiamasi, siekiant atitikti Pirkimo sąlygose nustatytus Kvalifikacijos reikalavimus, ir/ar Kvazisubtiekėjų, laikoma, kad Pirkimo sąlygose nurodytus Kvalifikacijos reikalavimus atitinka pats Tiekėjas.</w:t>
             </w:r>
           </w:p>
         </w:tc>
@@ -13718,7 +13718,7 @@
                 <w:szCs w:val="20"/>
                 <w:lang w:val="en-US"/>
               </w:rPr>
-              <w:t xml:space="preserve"> i</w:t>
+              <w:t xml:space="preserve">i</w:t>
             </w:r>
             <w:r>
               <w:rPr>
@@ -13827,7 +13827,7 @@
                 <w:szCs w:val="20"/>
                 <w:lang w:val="en-US"/>
               </w:rPr>
-              <w:t xml:space="preserve">bject (will not directly provide part of the services, will not perform part of the works, will not directly contribute to the supply of goods, will not assume joint and several liability for the performance of the Contract or otherwise will not directly participate in the performance of the Contract), (for example, will be only renting the premises,  renting the equipment, etc.), the Supplier is not required to provide the ESPD or the documents </w:t>
+              <w:t xml:space="preserve">bject (will not directly provide part of the services, will not perform part of the works, will not directly contribute to the supply of goods, will not assume joint and several liability for the performance of the Contract or otherwise will not directly participate in the performance of the Contract), (for example, will be only renting the premises, renting the equipment, etc.), the Supplier is not required to provide the ESPD or the documents </w:t>
             </w:r>
             <w:r>
               <w:rPr>
@@ -15304,7 +15304,7 @@
                 <w:sz w:val="20"/>
                 <w:szCs w:val="20"/>
               </w:rPr>
-              <w:t xml:space="preserve"> (</w:t>
+              <w:t xml:space="preserve">(</w:t>
             </w:r>
             <w:r>
               <w:rPr>
@@ -16887,7 +16887,7 @@
                 <w:szCs w:val="20"/>
                 <w:lang w:val="en-US"/>
               </w:rPr>
-              <w:t xml:space="preserve"> such declaration must be certified by a competent legal or administrative authority, a notary or a competent professional or a commercial organization of  the  country of origin of the Supplier (economic entity on whose capacity the Supplier relies on and/or the </w:t>
+              <w:t xml:space="preserve"> such declaration must be certified by a competent legal or administrative authority, a notary or a competent professional or a commercial organization of the country of origin of the Supplier (economic entity on whose capacity the Supplier relies on and/or the </w:t>
             </w:r>
             <w:r>
               <w:rPr>
@@ -17046,7 +17046,7 @@
                 <w:szCs w:val="20"/>
                 <w:lang w:val="en-US"/>
               </w:rPr>
-              <w:t xml:space="preserve">All the products  (materials used, equipment) supplied by the Supplier, the </w:t>
+              <w:t xml:space="preserve">All the products (materials used, equipment) supplied by the Supplier, the </w:t>
             </w:r>
             <w:r>
               <w:rPr>
@@ -17127,7 +17127,7 @@
                 <w:szCs w:val="20"/>
                 <w:lang w:val="en-US"/>
               </w:rPr>
-              <w:t xml:space="preserve"> from which imports </w:t>
+              <w:t xml:space="preserve">from which imports </w:t>
             </w:r>
             <w:r>
               <w:rPr>
@@ -17154,7 +17154,7 @@
                 <w:szCs w:val="20"/>
                 <w:lang w:val="en-US"/>
               </w:rPr>
-              <w:t>, the member or participant  of which is the Republic of Lithuania</w:t>
+              <w:t>, the member or participant of which is the Republic of Lithuania</w:t>
             </w:r>
             <w:r>
               <w:rPr>
@@ -18664,7 +18664,7 @@
                 <w:szCs w:val="20"/>
                 <w:lang w:val="en-GB"/>
               </w:rPr>
-              <w:t xml:space="preserve"> </w:t>
+              <w:t xml:space="preserve"/>
             </w:r>
             <w:r>
               <w:rPr>
@@ -19680,7 +19680,7 @@
                 <w:sz w:val="20"/>
                 <w:szCs w:val="20"/>
               </w:rPr>
-              <w:t xml:space="preserve">darbo dienos, privalės nurodyti Pasiūlymo konfidencialią informaciją užpildant  </w:t>
+              <w:t xml:space="preserve">darbo dienos, privalės nurodyti Pasiūlymo konfidencialią informaciją užpildant </w:t>
             </w:r>
             <w:r>
               <w:rPr>
@@ -19698,7 +19698,7 @@
                 <w:sz w:val="20"/>
                 <w:szCs w:val="20"/>
               </w:rPr>
-              <w:t xml:space="preserve"> priedą „Konfidenciali informacija“ ir pateikti šios informacijos konfidencialumą patvirtinančius dokumentus.  PĮ 32 straipsnio 2 dalyje nurodyta informacija negali būti laikoma konfidencialia informacija. Jeigu per Perkančiojo subjekto nustatytą terminą Tiekėjas nepateikia užpildyto </w:t>
+              <w:t xml:space="preserve"> priedą „Konfidenciali informacija“ ir pateikti šios informacijos konfidencialumą patvirtinančius dokumentus. PĮ 32 straipsnio 2 dalyje nurodyta informacija negali būti laikoma konfidencialia informacija. Jeigu per Perkančiojo subjekto nustatytą terminą Tiekėjas nepateikia užpildyto </w:t>
             </w:r>
             <w:r>
               <w:rPr>
@@ -21056,7 +21056,7 @@
                 <w:szCs w:val="20"/>
                 <w:lang w:val="en-GB"/>
               </w:rPr>
-              <w:t xml:space="preserve"> will</w:t>
+              <w:t xml:space="preserve">will</w:t>
             </w:r>
             <w:proofErr w:type="gramEnd"/>
             <w:r>
@@ -22187,7 +22187,7 @@
                 <w:szCs w:val="20"/>
                 <w:lang w:val="en-GB"/>
               </w:rPr>
-              <w:t>entity  to</w:t>
+              <w:t>entity to</w:t>
             </w:r>
             <w:proofErr w:type="gramEnd"/>
             <w:r>
@@ -22306,7 +22306,7 @@
                 <w:szCs w:val="20"/>
                 <w:lang w:val="en-GB"/>
               </w:rPr>
-              <w:t>Tender  submitted</w:t>
+              <w:t>Tender submitted</w:t>
             </w:r>
             <w:proofErr w:type="gramEnd"/>
             <w:r>
@@ -22789,7 +22789,7 @@
                 <w:szCs w:val="20"/>
                 <w:lang w:val="en-GB"/>
               </w:rPr>
-              <w:t xml:space="preserve"> requirements</w:t>
+              <w:t xml:space="preserve">requirements</w:t>
             </w:r>
             <w:proofErr w:type="gramEnd"/>
             <w:r>
@@ -23566,7 +23566,7 @@
                 <w:sz w:val="20"/>
                 <w:szCs w:val="20"/>
               </w:rPr>
-              <w:t>iekėjo siūlomų prekių gamintojui ar juos kontroliuojantiems juridiniams ir (ar) fiziniams  asmenims yra taikomos Jungtinių Tautų saugumo tarybos, Europos Sąjungos, kitų tarptautinių organizacijų, kurių narė yra arba kuriose dalyvauja Lietuvos Respublika bei Jungtinių Amerikos Valstijų sankcijos (ribojamosios priemonės).</w:t>
+              <w:t>iekėjo siūlomų prekių gamintojui ar juos kontroliuojantiems juridiniams ir (ar) fiziniams asmenims yra taikomos Jungtinių Tautų saugumo tarybos, Europos Sąjungos, kitų tarptautinių organizacijų, kurių narė yra arba kuriose dalyvauja Lietuvos Respublika bei Jungtinių Amerikos Valstijų sankcijos (ribojamosios priemonės).</w:t>
             </w:r>
             <w:bookmarkEnd w:id="72"/>
           </w:p>
@@ -25176,7 +25176,7 @@
                 <w:sz w:val="20"/>
                 <w:szCs w:val="20"/>
               </w:rPr>
-              <w:t xml:space="preserve"> jis turi kreiptis į kompetentingas institucijas ir Tiekėjo </w:t>
+              <w:t xml:space="preserve">jis turi kreiptis į kompetentingas institucijas ir Tiekėjo </w:t>
             </w:r>
             <w:r>
               <w:rPr>
@@ -25289,7 +25289,7 @@
                 <w:szCs w:val="20"/>
                 <w:lang w:val="en-GB"/>
               </w:rPr>
-              <w:t xml:space="preserve"> it must contact the competent authorities and third parties specified in the Supplier’s </w:t>
+              <w:t xml:space="preserve">it must contact the competent authorities and third parties specified in the Supplier’s </w:t>
             </w:r>
             <w:r>
               <w:rPr>
@@ -25762,7 +25762,7 @@
                 <w:sz w:val="20"/>
                 <w:szCs w:val="20"/>
               </w:rPr>
-              <w:t xml:space="preserve"> vadovaujantis Pirkimo sąlygomis, nebus atmesti,  Perkantysis subjektas CVP IS elektroninėmis priemonėmis pakvies dalyvauti Derybose</w:t>
+              <w:t xml:space="preserve"> vadovaujantis Pirkimo sąlygomis, nebus atmesti, Perkantysis subjektas CVP IS elektroninėmis priemonėmis pakvies dalyvauti Derybose</w:t>
             </w:r>
             <w:r>
               <w:rPr>
@@ -29271,7 +29271,7 @@
                 <w:szCs w:val="20"/>
                 <w:lang w:val="en-GB"/>
               </w:rPr>
-              <w:t xml:space="preserve"> to</w:t>
+              <w:t xml:space="preserve">to</w:t>
             </w:r>
             <w:proofErr w:type="gramEnd"/>
             <w:r>
@@ -32057,7 +32057,7 @@
                 <w:szCs w:val="20"/>
                 <w:lang w:val="en-GB"/>
               </w:rPr>
-              <w:t>of  13</w:t>
+              <w:t>of 13</w:t>
             </w:r>
             <w:proofErr w:type="gramEnd"/>
             <w:r>
@@ -32191,7 +32191,7 @@
                 <w:sz w:val="20"/>
                 <w:szCs w:val="20"/>
               </w:rPr>
-              <w:t xml:space="preserve">kio subjektams, kurių pajėgumais remiamasi, tiekėjo siūlomų prekių gamintojui ar juos kontroliuojantiems juridiniams ir (ar) fiziniams  asmenims yra taikomos Jungtinių Tautų saugumo tarybos, </w:t>
+              <w:t xml:space="preserve">kio subjektams, kurių pajėgumais remiamasi, tiekėjo siūlomų prekių gamintojui ar juos kontroliuojantiems juridiniams ir (ar) fiziniams asmenims yra taikomos Jungtinių Tautų saugumo tarybos, </w:t>
             </w:r>
             <w:r>
               <w:rPr>
@@ -32823,7 +32823,7 @@
                 <w:szCs w:val="20"/>
                 <w:lang w:val="en-GB"/>
               </w:rPr>
-              <w:t xml:space="preserve">if  </w:t>
+              <w:t xml:space="preserve">if </w:t>
             </w:r>
             <w:r>
               <w:rPr>
@@ -34018,7 +34018,7 @@
                 <w:sz w:val="20"/>
                 <w:szCs w:val="20"/>
               </w:rPr>
-              <w:t>iekėjo siūlomų prekių  gamintojas ar juos kontroliuojantys asmenys yra fiziniai asmenys, nuolat gyvenantys VPĮ 92 straipsnio 15 dalyje numatytame sąraše nurodytose valstybėse ar teritorijose arba turintys šių valstybių pilietybę;</w:t>
+              <w:t>iekėjo siūlomų prekių gamintojas ar juos kontroliuojantys asmenys yra fiziniai asmenys, nuolat gyvenantys VPĮ 92 straipsnio 15 dalyje numatytame sąraše nurodytose valstybėse ar teritorijose arba turintys šių valstybių pilietybę;</w:t>
             </w:r>
           </w:p>
         </w:tc>
@@ -34142,7 +34142,7 @@
                 <w:sz w:val="20"/>
                 <w:szCs w:val="20"/>
               </w:rPr>
-              <w:t>prekių  kilmė yra ar paslaugos teikiamos iš VPĮ 92 straipsnio 15 dalyje numatytame sąraše nurodytų valstybių ar teritorijų;</w:t>
+              <w:t>prekių kilmė yra ar paslaugos teikiamos iš VPĮ 92 straipsnio 15 dalyje numatytame sąraše nurodytų valstybių ar teritorijų;</w:t>
             </w:r>
           </w:p>
         </w:tc>
@@ -34187,7 +34187,7 @@
                 <w:szCs w:val="20"/>
                 <w:lang w:val="en-GB"/>
               </w:rPr>
-              <w:t>goods  originate</w:t>
+              <w:t>goods originate</w:t>
             </w:r>
             <w:proofErr w:type="gramEnd"/>
             <w:r>
@@ -35674,7 +35674,7 @@
                 <w:szCs w:val="20"/>
                 <w:lang w:val="en-GB"/>
               </w:rPr>
-              <w:t>in  the</w:t>
+              <w:t>in the</w:t>
             </w:r>
             <w:proofErr w:type="gramEnd"/>
             <w:r>
@@ -35924,7 +35924,7 @@
                 <w:szCs w:val="20"/>
                 <w:lang w:val="en-GB" w:eastAsia="lt-LT"/>
               </w:rPr>
-              <w:t xml:space="preserve"> Final</w:t>
+              <w:t xml:space="preserve">Final</w:t>
             </w:r>
             <w:proofErr w:type="gramEnd"/>
             <w:r>
@@ -40095,7 +40095,7 @@
                 <w:sz w:val="20"/>
                 <w:szCs w:val="20"/>
               </w:rPr>
-              <w:t xml:space="preserve">, Perkantysis subjektas turi galimybę susigrąžinti PVM mokestį, pasiūlymai bus vertinami skaičiuojant kainą be PVM.  Jei, vadovaujantis Lietuvos Respublikos pridėtinės vertės mokesčio įstatymu ir Lietuvos Respublikos pelno mokesčio įstatymu, Perkantysis subjektas galimybės susigrąžinti PVM mokestį neturi, pasiūlymai bus vertinami skaičiuojant kainą su PVM. </w:t>
+              <w:t xml:space="preserve">, Perkantysis subjektas turi galimybę susigrąžinti PVM mokestį, pasiūlymai bus vertinami skaičiuojant kainą be PVM. Jei, vadovaujantis Lietuvos Respublikos pridėtinės vertės mokesčio įstatymu ir Lietuvos Respublikos pelno mokesčio įstatymu, Perkantysis subjektas galimybės susigrąžinti PVM mokestį neturi, pasiūlymai bus vertinami skaičiuojant kainą su PVM. </w:t>
             </w:r>
           </w:p>
         </w:tc>
@@ -40196,7 +40196,7 @@
                 <w:szCs w:val="20"/>
                 <w:lang w:val="en-GB"/>
               </w:rPr>
-              <w:t>Tax  of</w:t>
+              <w:t>Tax of</w:t>
             </w:r>
             <w:proofErr w:type="gramEnd"/>
             <w:r>
@@ -40493,7 +40493,7 @@
                 <w:sz w:val="20"/>
                 <w:szCs w:val="20"/>
               </w:rPr>
-              <w:t xml:space="preserve"> arba Galutinį pasiūlymą pateikė tik vienas Tiekėjas</w:t>
+              <w:t xml:space="preserve">arba Galutinį pasiūlymą pateikė tik vienas Tiekėjas</w:t>
             </w:r>
             <w:r>
               <w:rPr>
@@ -42401,7 +42401,7 @@
                 <w:sz w:val="20"/>
                 <w:szCs w:val="20"/>
               </w:rPr>
-              <w:t xml:space="preserve"> </w:t>
+              <w:t xml:space="preserve"/>
             </w:r>
             <w:r>
               <w:rPr>
@@ -44734,7 +44734,7 @@
                 <w:sz w:val="20"/>
                 <w:szCs w:val="20"/>
               </w:rPr>
-              <w:t xml:space="preserve">  elektroninėmis priemonėmis</w:t>
+              <w:t xml:space="preserve"> elektroninėmis priemonėmis</w:t>
             </w:r>
             <w:r>
               <w:rPr>
@@ -47891,7 +47891,7 @@
                 <w:sz w:val="20"/>
                 <w:szCs w:val="20"/>
               </w:rPr>
-              <w:t>.1 punkte, arba tam, kad į pateiktus paaiškinimus (patikslinimus) Tiekėjai galėtų objektyviai atsižvelgti rengdami Pasiūlymą, Tiekėjams objektyviai reikia daugiau laiko, Perkantysis subjektas pratęsia Pasiūlymų pateikimo terminą protingumo kriterijų atitinkančiu terminu. Perkantysis subjektas turi teisę pratęsti  Pasiūlymų pateikimo terminus ir kitais atvejais.</w:t>
+              <w:t>.1 punkte, arba tam, kad į pateiktus paaiškinimus (patikslinimus) Tiekėjai galėtų objektyviai atsižvelgti rengdami Pasiūlymą, Tiekėjams objektyviai reikia daugiau laiko, Perkantysis subjektas pratęsia Pasiūlymų pateikimo terminą protingumo kriterijų atitinkančiu terminu. Perkantysis subjektas turi teisę pratęsti Pasiūlymų pateikimo terminus ir kitais atvejais.</w:t>
             </w:r>
           </w:p>
         </w:tc>
@@ -48199,7 +48199,7 @@
                 <w:sz w:val="20"/>
                 <w:szCs w:val="20"/>
               </w:rPr>
-              <w:t xml:space="preserve">dokumentus nesibaigus pasiūlymų pateikimo terminui.  </w:t>
+              <w:t xml:space="preserve">dokumentus nesibaigus pasiūlymų pateikimo terminui. </w:t>
             </w:r>
             <w:r>
               <w:rPr>
@@ -48738,7 +48738,7 @@
                 <w:szCs w:val="20"/>
                 <w:lang w:val="en-GB"/>
               </w:rPr>
-              <w:t xml:space="preserve"> before</w:t>
+              <w:t xml:space="preserve">before</w:t>
             </w:r>
             <w:proofErr w:type="gramEnd"/>
             <w:r>
@@ -48758,7 +48758,7 @@
                 <w:szCs w:val="20"/>
                 <w:lang w:val="en-GB"/>
               </w:rPr>
-              <w:t xml:space="preserve">of  </w:t>
+              <w:t xml:space="preserve">of </w:t>
             </w:r>
             <w:r>
               <w:rPr>
@@ -49187,7 +49187,7 @@
                 <w:sz w:val="20"/>
                 <w:szCs w:val="20"/>
               </w:rPr>
-              <w:t>Sutarties  vertė viršija 10 procentų praėjusių finansinių metų metinių Perkančiojo subjekto pajamų;</w:t>
+              <w:t>Sutarties vertė viršija 10 procentų praėjusių finansinių metų metinių Perkančiojo subjekto pajamų;</w:t>
             </w:r>
           </w:p>
         </w:tc>
@@ -49282,7 +49282,7 @@
                 <w:sz w:val="20"/>
                 <w:szCs w:val="20"/>
               </w:rPr>
-              <w:t xml:space="preserve">Pirkimo metu bus keliami reikalavimai dėl Tiekėjų, Subtiekėjų, Ūkio subjektų, kurių pajėgumais remiamasi,  Kvazisubtiekėjų, prekių, paslaugų ar darbų atitikties nacionalinio saugumo interesams; </w:t>
+              <w:t xml:space="preserve">Pirkimo metu bus keliami reikalavimai dėl Tiekėjų, Subtiekėjų, Ūkio subjektų, kurių pajėgumais remiamasi, Kvazisubtiekėjų, prekių, paslaugų ar darbų atitikties nacionalinio saugumo interesams; </w:t>
             </w:r>
           </w:p>
         </w:tc>
@@ -49377,7 +49377,7 @@
                 <w:sz w:val="20"/>
                 <w:szCs w:val="20"/>
               </w:rPr>
-              <w:t>Tiekėjui, Subtiekėjams, Ūkio subjektams, kurių pajėgumais remiamasi, bus suteikiama teisė aptarnauti, gauti prieigą ar kitaip susipažinti su ypatingos svarbos informacinės infrastruktūros valdytojo ar Perkančiojo subjekto  saugumo planuose ar kituose ypatingos svarbos informacinės infrastruktūros valdytojo ar Perkančiojo subjekto  vidaus dokumentuose nustatytomis ryšių ir informacinėmis sistemomis (ar jų dalimis), kurios yra reikšmingos  ypatingos svarbos informacinės infrastruktūros valdytojo ar Perkančiojo subjekto  veiklai, šių ryšių ir informacinių sistemų (ar jų dalių) technologijomis, duomenų bazėmis ar jose esamais duomenimis arba kai yra rizika, kad prie tokių ryšių ir informacinių sistemų (jų dalių) gali gauti prieigą tretieji asmenys arba jiems būtų suteikta teisė aptarnauti ar kitaip susipažinti su tokiomis ryšių ir informacinėmis sistemomis (jų dalimis);</w:t>
+              <w:t>Tiekėjui, Subtiekėjams, Ūkio subjektams, kurių pajėgumais remiamasi, bus suteikiama teisė aptarnauti, gauti prieigą ar kitaip susipažinti su ypatingos svarbos informacinės infrastruktūros valdytojo ar Perkančiojo subjekto saugumo planuose ar kituose ypatingos svarbos informacinės infrastruktūros valdytojo ar Perkančiojo subjekto vidaus dokumentuose nustatytomis ryšių ir informacinėmis sistemomis (ar jų dalimis), kurios yra reikšmingos ypatingos svarbos informacinės infrastruktūros valdytojo ar Perkančiojo subjekto veiklai, šių ryšių ir informacinių sistemų (ar jų dalių) technologijomis, duomenų bazėmis ar jose esamais duomenimis arba kai yra rizika, kad prie tokių ryšių ir informacinių sistemų (jų dalių) gali gauti prieigą tretieji asmenys arba jiems būtų suteikta teisė aptarnauti ar kitaip susipažinti su tokiomis ryšių ir informacinėmis sistemomis (jų dalimis);</w:t>
             </w:r>
           </w:p>
         </w:tc>
@@ -50024,7 +50024,7 @@
                 <w:szCs w:val="20"/>
                 <w:lang w:val="en-GB"/>
               </w:rPr>
-              <w:t>Supplier  provides</w:t>
+              <w:t>Supplier provides</w:t>
             </w:r>
             <w:proofErr w:type="gramEnd"/>
             <w:r>
@@ -50112,7 +50112,7 @@
                 <w:sz w:val="20"/>
                 <w:szCs w:val="20"/>
               </w:rPr>
-              <w:t>, negalės būti pripažįstamas Pirkimą Laimėjusiu Tiekėju ir jo Pasiūlymas bus atmestas  vadovaujantis BPS 1</w:t>
+              <w:t>, negalės būti pripažįstamas Pirkimą Laimėjusiu Tiekėju ir jo Pasiūlymas bus atmestas vadovaujantis BPS 1</w:t>
             </w:r>
             <w:r>
               <w:rPr>

--- a/PP-salygos/templates/ND_LTEN_BPS.docx
+++ b/PP-salygos/templates/ND_LTEN_BPS.docx
@@ -4594,7 +4594,7 @@
                 <w:szCs w:val="20"/>
                 <w:lang w:val="en-GB"/>
               </w:rPr>
-              <w:t>relies on</w:t>
+              <w:t>relies</w:t>
             </w:r>
             <w:r>
               <w:rPr>
@@ -7230,7 +7230,7 @@
                 <w:szCs w:val="20"/>
                 <w:lang w:val="en-GB"/>
               </w:rPr>
-              <w:t xml:space="preserve">on whose qualification the Supplier does not rely on to meet the qualification requirements </w:t>
+              <w:t xml:space="preserve">on whose qualification the Supplier does not rely to meet the qualification requirements </w:t>
             </w:r>
             <w:r>
               <w:rPr>
@@ -8350,7 +8350,7 @@
                 <w:szCs w:val="20"/>
                 <w:lang w:val="en-GB"/>
               </w:rPr>
-              <w:t xml:space="preserve">on whose qualification the Supplier relies on to meet the qualification requirements, </w:t>
+              <w:t xml:space="preserve">on whose qualification the Supplier relies to meet the qualification requirements, </w:t>
             </w:r>
             <w:r>
               <w:rPr>
@@ -14172,7 +14172,7 @@
                 <w:szCs w:val="20"/>
                 <w:lang w:val="en-US"/>
               </w:rPr>
-              <w:t xml:space="preserve"> and indicated as the economic entity on whose capacity the Supplier intends to rely on;</w:t>
+              <w:t xml:space="preserve"> and indicated as the economic entity on whose capacity the Supplier intends to rely;</w:t>
             </w:r>
           </w:p>
         </w:tc>
@@ -16851,7 +16851,7 @@
                 <w:szCs w:val="20"/>
                 <w:lang w:val="en-US"/>
               </w:rPr>
-              <w:t xml:space="preserve">ath may be submitted, or an official declaration of the Supplier (the economic entities on whose entities the Supplier relies on, and/or the </w:t>
+              <w:t xml:space="preserve">ath may be submitted, or an official declaration of the Supplier (the economic entities on whose capacities the Supplier relies, and/or the </w:t>
             </w:r>
             <w:r>
               <w:rPr>
@@ -16887,7 +16887,7 @@
                 <w:szCs w:val="20"/>
                 <w:lang w:val="en-US"/>
               </w:rPr>
-              <w:t xml:space="preserve"> such declaration must be certified by a competent legal or administrative authority, a notary or a competent professional or a commercial organization of the country of origin of the Supplier (economic entity on whose capacity the Supplier relies on and/or the </w:t>
+              <w:t xml:space="preserve"> such declaration must be certified by a competent legal or administrative authority, a notary or a competent professional or a commercial organization of the country of origin of the Supplier (economic entity on whose capacity the Supplier relies and/or the </w:t>
             </w:r>
             <w:r>
               <w:rPr>
@@ -17360,7 +17360,7 @@
                 <w:szCs w:val="20"/>
                 <w:lang w:val="en-US"/>
               </w:rPr>
-              <w:t xml:space="preserve"> required for the Suppliers, the economic entities on whose capacities the Supplier relies on, also for the </w:t>
+              <w:t xml:space="preserve"> required for the Suppliers, the economic entities on whose capacities the Supplier relies, also for the </w:t>
             </w:r>
             <w:r>
               <w:rPr>
@@ -23365,7 +23365,7 @@
                 <w:szCs w:val="20"/>
                 <w:lang w:val="en-GB"/>
               </w:rPr>
-              <w:t>The Supplier, the Sub-supplier, a member of the Supplier group or the entity whose capacity is relied on is not registered (or the Supplier, the Sub-supplier, a member of the Supplier group, the economic entity on whose capacities the Supplier relies on, the quasi sub-contractor, a natural person is not a permanent resident or has a citizenship) in a member state of the European Union, North Atlantic in a Member State of the contracting organization or in a third country which is a signatory to the international agreements referred to in Article 29 (4) of the LP (this ground for rejection applies only where such a requirement is imposed on the SPC);</w:t>
+              <w:t>The Supplier, the Sub-supplier, a member of the Supplier group or the entity whose capacity is relied on is not registered (or the Supplier, the Sub-supplier, a member of the Supplier group, the economic entity on whose capacities the Supplier relies, the quasi sub-contractor, a natural person is not a permanent resident or has a citizenship) in a member state of the European Union, North Atlantic in a Member State of the contracting organization or in a third country which is a signatory to the international agreements referred to in Article 29 (4) of the LP (this ground for rejection applies only where such a requirement is imposed on the SPC);</w:t>
             </w:r>
           </w:p>
         </w:tc>
@@ -30446,7 +30446,7 @@
                 <w:szCs w:val="20"/>
                 <w:lang w:val="en-GB"/>
               </w:rPr>
-              <w:t>The Supplier, the Sub-supplier, a member of the Supplier group or the entity whose capacity is relied on is not registered (or the Supplier, the Sub-supplier, a member of the Supplier group, the economic entity on whose capacities the Supplier relies on, the quasi sub-contractor, a natural person is not a permanent resident or has a citizenship) in a member state of the European Union, North Atlantic in a Member State of the contracting organization or in a third country which is a signatory to the international agreements referred to in Article 29 (4) of the LP (this ground for rejection applies only where such a requirement is imposed on the SPC);</w:t>
+              <w:t>The Supplier, the Sub-supplier, a member of the Supplier group or the entity whose capacity is relied on is not registered (or the Supplier, the Sub-supplier, a member of the Supplier group, the economic entity on whose capacities the Supplier relies, the quasi sub-contractor, a natural person is not a permanent resident or has a citizenship) in a member state of the European Union, North Atlantic in a Member State of the contracting organization or in a third country which is a signatory to the international agreements referred to in Article 29 (4) of the LP (this ground for rejection applies only where such a requirement is imposed on the SPC);</w:t>
             </w:r>
           </w:p>
         </w:tc>

--- a/PP-salygos/templates/ND_LTEN_BPS.docx
+++ b/PP-salygos/templates/ND_LTEN_BPS.docx
@@ -23329,7 +23329,7 @@
                 <w:sz w:val="20"/>
                 <w:szCs w:val="20"/>
               </w:rPr>
-              <w:t>Jeigu Tiekėjas, Subtiekėjas, Ūkio subjektas, kurio pajėgumais remiamasi, arba Tiekėjų grupės narys nėra registruotas (Tiekėjas, Subtiekėjas, Ūkio subjektas, kurio pajėgumais remiamasi, Tiekėjų grupės narys, Kvazisubtiekėjas, kuris yra fizinis asmuo – nuolat gyvenantis ar turintis pilietybę) Europos Sąjungos valstybėje narėje, Šiaurės Atlanto sutarties organizacijos valstybėje narėje ar trečiojoje šalyje, pasirašiusioje PĮ 29 straipsnio 4 dalyje nurodytus tarptautinius susitarimus (šis atmetimo pagrindas taikomas tik kai toks reikalavimas keliamas SPS);</w:t>
+              <w:t>Jeigu Tiekėjas, Subtiekėjas, Ūkio subjektas, kurio pajėgumais remiamasi, arba Tiekėjų grupės narys nėra registruotas (jeigu Tiekėjas, Subtiekėjas, Ūkio subjektas, kurio pajėgumais remiamasi, Tiekėjų grupės narys ar Kvazisubtiekėjas yra fizinis asmuo – nuolat gyvenantis ar turintis pilietybę) Europos Sąjungos valstybėje narėje, Šiaurės Atlanto sutarties organizacijos valstybėje narėje ar trečiojoje šalyje, pasirašiusioje PĮ 29 straipsnio 4 dalyje nurodytus tarptautinius susitarimus (šis atmetimo pagrindas taikomas tik kai toks reikalavimas keliamas SPS);</w:t>
             </w:r>
             <w:bookmarkEnd w:id="70"/>
           </w:p>
@@ -23566,7 +23566,7 @@
                 <w:sz w:val="20"/>
                 <w:szCs w:val="20"/>
               </w:rPr>
-              <w:t>iekėjo siūlomų prekių gamintojui ar juos kontroliuojantiems juridiniams ir (ar) fiziniams asmenims yra taikomos Jungtinių Tautų saugumo tarybos, Europos Sąjungos, kitų tarptautinių organizacijų, kurių narė yra arba kuriose dalyvauja Lietuvos Respublika bei Jungtinių Amerikos Valstijų sankcijos (ribojamosios priemonės).</w:t>
+              <w:t>iekėjo siūlomų prekių gamintojui ar juos kontroliuojantiems juridiniams ir (ar) fiziniams asmenims yra taikomos Jungtinių Tautų saugumo tarybos, Europos Sąjungos, kitų tarptautinių organizacijų, kurių narė yra arba kuriose dalyvauja Lietuvos Respublika, bei Jungtinių Amerikos Valstijų sankcijos (ribojamosios priemonės).</w:t>
             </w:r>
             <w:bookmarkEnd w:id="72"/>
           </w:p>
@@ -30413,7 +30413,7 @@
                 <w:sz w:val="20"/>
                 <w:szCs w:val="20"/>
               </w:rPr>
-              <w:t>Jeigu Tiekėjas, Subtiekėjas, Ūkio subjektas, kurio pajėgumais remiamasi, arba Tiekėjų grupės narys nėra registruotas (Tiekėjas, Subtiekėjas, Ūkio subjektas, kurio pajėgumais remiamasi, Tiekėjų grupės narys, Kvazisubtiekėjas, kuris yra fizinis asmuo – nuolat gyvenantis ar turintis pilietybę) Europos Sąjungos valstybėje narėje, Šiaurės Atlanto sutarties organizacijos valstybėje narėje ar trečiojoje šalyje, pasirašiusioje PĮ 29 straipsnio 4 dalyje nurodytus tarptautinius susitarimus (šis atmetimo pagrindas taikomas tik kai toks reikalavimas keliamas SPS);</w:t>
+              <w:t>Jeigu Tiekėjas, Subtiekėjas, Ūkio subjektas, kurio pajėgumais remiamasi, arba Tiekėjų grupės narys nėra registruotas (jeigu Tiekėjas, Subtiekėjas, Ūkio subjektas, kurio pajėgumais remiamasi, Tiekėjų grupės narys ar Kvazisubtiekėjas yra fizinis asmuo – nuolat gyvenantis ar turintis pilietybę) Europos Sąjungos valstybėje narėje, Šiaurės Atlanto sutarties organizacijos valstybėje narėje ar trečiojoje šalyje, pasirašiusioje PĮ 29 straipsnio 4 dalyje nurodytus tarptautinius susitarimus (šis atmetimo pagrindas taikomas tik kai toks reikalavimas keliamas SPS);</w:t>
             </w:r>
             <w:bookmarkEnd w:id="95"/>
           </w:p>
@@ -31525,7 +31525,7 @@
                 <w:sz w:val="20"/>
                 <w:szCs w:val="20"/>
               </w:rPr>
-              <w:t xml:space="preserve">Pasiūlymą pateikęs Tiekėjas, Perkančiojo subjekto ir/ar kompetentingų institucijų prašymu nepateikė BPS </w:t>
+              <w:t xml:space="preserve">Pasiūlymą pateikęs Tiekėjas Perkančiojo subjekto ir/ar kompetentingų institucijų prašymu nepateikė BPS </w:t>
             </w:r>
             <w:r>
               <w:rPr>
@@ -32201,7 +32201,7 @@
                 <w:szCs w:val="20"/>
               </w:rPr>
               <w:lastRenderedPageBreak/>
-              <w:t>Europos Sąjungos, kitų tarptautinių organizacijų, kurių narė yra arba kuriose dalyvauja Lietuvos Respublika bei Jungtinių Amerikos Valstijų sankcijos (ribojamosios priemonės).</w:t>
+              <w:t>Europos Sąjungos, kitų tarptautinių organizacijų, kurių narė yra arba kuriose dalyvauja Lietuvos Respublika, bei Jungtinių Amerikos Valstijų sankcijos (ribojamosios priemonės).</w:t>
             </w:r>
           </w:p>
         </w:tc>

--- a/PP-salygos/templates/ND_LTEN_BPS.docx
+++ b/PP-salygos/templates/ND_LTEN_BPS.docx
@@ -36422,6 +36422,110 @@
         <w:trPr>
           <w:gridAfter w:val="1"/>
           <w:wAfter w:w="16" w:type="dxa"/>
+          <w:trHeight w:val="289"/>
+        </w:trPr>
+        <w:tc>
+          <w:tcPr>
+            <w:tcW w:w="1271" w:type="dxa"/>
+          </w:tcPr>
+          <w:p>
+            <w:pPr>
+              <w:rPr>
+                <w:rFonts w:ascii="Arial" w:hAnsi="Arial" w:cs="Arial"/>
+                <w:sz w:val="20"/>
+                <w:szCs w:val="20"/>
+              </w:rPr>
+            </w:pPr>
+            <w:r>
+              <w:rPr>
+                <w:rFonts w:ascii="Arial" w:hAnsi="Arial" w:cs="Arial"/>
+                <w:sz w:val="20"/>
+                <w:szCs w:val="20"/>
+              </w:rPr>
+              <w:t>11.13.1</w:t>
+            </w:r>
+            <w:r>
+              <w:rPr>
+                <w:rFonts w:ascii="Arial" w:hAnsi="Arial" w:cs="Arial"/>
+                <w:sz w:val="20"/>
+                <w:szCs w:val="20"/>
+              </w:rPr>
+              <w:t>.</w:t>
+            </w:r>
+          </w:p>
+        </w:tc>
+        <w:tc>
+          <w:tcPr>
+            <w:tcW w:w="6804" w:type="dxa"/>
+            <w:gridSpan w:val="2"/>
+          </w:tcPr>
+          <w:p>
+            <w:pPr>
+              <w:jc w:val="both"/>
+              <w:rPr>
+                <w:rFonts w:ascii="Arial" w:hAnsi="Arial" w:cs="Arial"/>
+                <w:bCs/>
+                <w:iCs/>
+                <w:kern w:val="32"/>
+                <w:sz w:val="20"/>
+                <w:szCs w:val="20"/>
+              </w:rPr>
+            </w:pPr>
+            <w:bookmarkStart w:id="76" w:name="_Hlk127802760"/>
+            <w:r>
+              <w:rPr>
+                <w:rFonts w:ascii="Arial" w:hAnsi="Arial" w:cs="Arial"/>
+                <w:color w:val="000000"/>
+                <w:sz w:val="20"/>
+                <w:szCs w:val="20"/>
+                <w:lang w:eastAsia="lt-LT"/>
+              </w:rPr>
+              <w:t>Tiekėjas pateikė Perkančiajam subjektui informaciją apie tai, kad ėmėsi šių priemonių:</w:t>
+            </w:r>
+            <w:bookmarkEnd w:id="76"/>
+          </w:p>
+        </w:tc>
+        <w:tc>
+          <w:tcPr>
+            <w:tcW w:w="7194" w:type="dxa"/>
+            <w:gridSpan w:val="2"/>
+          </w:tcPr>
+          <w:p>
+            <w:pPr>
+              <w:pStyle w:val="ListParagraph"/>
+              <w:tabs>
+                <w:tab w:val="left" w:pos="567"/>
+                <w:tab w:val="left" w:pos="993"/>
+              </w:tabs>
+              <w:ind w:left="0"/>
+              <w:jc w:val="both"/>
+              <w:rPr>
+                <w:rFonts w:ascii="Arial" w:hAnsi="Arial" w:cs="Arial"/>
+                <w:bCs/>
+                <w:iCs/>
+                <w:kern w:val="32"/>
+                <w:sz w:val="20"/>
+                <w:szCs w:val="20"/>
+                <w:lang w:val="en-GB"/>
+              </w:rPr>
+            </w:pPr>
+            <w:r>
+              <w:rPr>
+                <w:rFonts w:ascii="Arial" w:hAnsi="Arial" w:cs="Arial"/>
+                <w:color w:val="000000"/>
+                <w:sz w:val="20"/>
+                <w:szCs w:val="20"/>
+                <w:lang w:val="en-GB" w:eastAsia="lt-LT"/>
+              </w:rPr>
+              <w:t>The Supplier has provided the Contracting Entity with information that it has taken the following measures:</w:t>
+            </w:r>
+          </w:p>
+        </w:tc>
+      </w:tr>
+      <w:tr>
+        <w:trPr>
+          <w:gridAfter w:val="1"/>
+          <w:wAfter w:w="16" w:type="dxa"/>
         </w:trPr>
         <w:tc>
           <w:tcPr>
@@ -36878,7 +36982,7 @@
                 <w:sz w:val="20"/>
                 <w:szCs w:val="20"/>
               </w:rPr>
-              <w:t>.2</w:t>
+              <w:t>.2.</w:t>
             </w:r>
           </w:p>
         </w:tc>

--- a/PP-salygos/templates/ND_LTEN_BPS.docx
+++ b/PP-salygos/templates/ND_LTEN_BPS.docx
@@ -36471,7 +36471,6 @@
                 <w:szCs w:val="20"/>
               </w:rPr>
             </w:pPr>
-            <w:bookmarkStart w:id="76" w:name="_Hlk127802760"/>
             <w:r>
               <w:rPr>
                 <w:rFonts w:ascii="Arial" w:hAnsi="Arial" w:cs="Arial"/>
@@ -36482,7 +36481,6 @@
               </w:rPr>
               <w:t>Tiekėjas pateikė Perkančiajam subjektui informaciją apie tai, kad ėmėsi šių priemonių:</w:t>
             </w:r>
-            <w:bookmarkEnd w:id="76"/>
           </w:p>
         </w:tc>
         <w:tc>

--- a/PP-salygos/templates/ND_LTEN_BPS.docx
+++ b/PP-salygos/templates/ND_LTEN_BPS.docx
@@ -47886,7 +47886,7 @@
                 <w:szCs w:val="20"/>
                 <w:lang w:val="en-GB"/>
               </w:rPr>
-              <w:t>. The application must be submitted by means of CPP IS.</w:t>
+              <w:t>. The request must be submitted by means of CPP IS.</w:t>
             </w:r>
           </w:p>
         </w:tc>
